--- a/downloads/BuildList-Listing-Form.docx
+++ b/downloads/BuildList-Listing-Form.docx
@@ -960,7 +960,7 @@
           <w:sz w:val="17"/>
           <w:szCs w:val="17"/>
         </w:rPr>
-        <w:t xml:space="preserve">Faster online: buildlist.com/#/submit  ·  Or WhatsApp a photo of this page to [number]</w:t>
+        <w:t xml:space="preserve">Faster online: buildlist.com/#/submit  ·  Or email a photo of this page to listings@buildlist.com</w:t>
       </w:r>
     </w:p>
     <w:sectPr>
